--- a/policies/build/preview/HCO.COP.1_v2_preview.docx
+++ b/policies/build/preview/HCO.COP.1_v2_preview.docx
@@ -406,7 +406,7 @@
                 <w:sz w:val="18"/>
                 <w:szCs w:val="18"/>
               </w:rPr>
-              <w:t xml:space="preserve">«Patient Rights Officer»  Name «________»</w:t>
+              <w:t xml:space="preserve">«Quality Coordinator»  Name «________»</w:t>
             </w:r>
           </w:p>
         </w:tc>
@@ -827,7 +827,7 @@
           <w:sz w:val="22"/>
           <w:szCs w:val="22"/>
         </w:rPr>
-        <w:t xml:space="preserve">2. Do not skip: The organisation has a uniform process for identication of patients and uses at least two identiers.</w:t>
+        <w:t xml:space="preserve">2. Do not skip: The organisation has a uniform process for identification of patients and uses at least two identifiers.</w:t>
       </w:r>
     </w:p>
     <w:p>
@@ -938,7 +938,7 @@
         <w:spacing w:after="100" w:before="220"/>
       </w:pPr>
       <w:r>
-        <w:t xml:space="preserve">5.2 The organisation has a uniform process for identication of patients ..</w:t>
+        <w:t xml:space="preserve">5.2 The organisation has a uniform process for identification of patients..</w:t>
       </w:r>
     </w:p>
     <w:p>
@@ -950,7 +950,7 @@
           <w:sz w:val="22"/>
           <w:szCs w:val="22"/>
         </w:rPr>
-        <w:t xml:space="preserve">The organisation has a uniform process for identication of patients and uses at least two identiers.</w:t>
+        <w:t xml:space="preserve">The organisation has a uniform process for identification of patients and uses at least two identifiers.</w:t>
       </w:r>
     </w:p>
     <w:p>
@@ -2249,7 +2249,7 @@
           <w:sz w:val="22"/>
           <w:szCs w:val="22"/>
         </w:rPr>
-        <w:t xml:space="preserve">Medical Superintendent; Quality Coordinator; Quality Coordinator; department clinical staff covered by COP.1.</w:t>
+        <w:t xml:space="preserve">Medical Superintendent; Quality Coordinator; department clinical staff covered by COP.1</w:t>
       </w:r>
     </w:p>
     <w:p>
@@ -2544,7 +2544,7 @@
                 <w:sz w:val="18"/>
                 <w:szCs w:val="18"/>
               </w:rPr>
-              <w:t xml:space="preserve">The organisation has a uniform process for identication of patients and uses at least two identiers.</w:t>
+              <w:t xml:space="preserve">The organisation has a uniform process for identification of patients and uses at least two identifiers.</w:t>
             </w:r>
           </w:p>
         </w:tc>
@@ -3060,7 +3060,7 @@
         <w:spacing w:after="100" w:before="220"/>
       </w:pPr>
       <w:r>
-        <w:t xml:space="preserve">COP.1.b — The organisation has a uniform process for identication of patients and uses at least two identiers.</w:t>
+        <w:t xml:space="preserve">COP.1.b — The organisation has a uniform process for identification of patients and uses at least two identifiers.</w:t>
       </w:r>
     </w:p>
     <w:p>
